--- a/template/contract_template.docx
+++ b/template/contract_template.docx
@@ -234,7 +234,7 @@
             </w:pPr>
             <w:r>
               <w:rPr>
-                <w:rFonts w:ascii="SUIT" w:eastAsia="SUIT" w:hAnsi="SUIT" w:hint="eastAsia"/>
+                <w:rFonts w:ascii="SUIT" w:eastAsia="SUIT" w:hAnsi="SUIT"/>
                 <w:spacing w:val="-10"/>
                 <w:sz w:val="20"/>
                 <w:szCs w:val="20"/>
@@ -1301,29 +1301,19 @@
         <w:rPr>
           <w:rFonts w:ascii="SUIT" w:eastAsia="SUIT" w:hAnsi="SUIT"/>
           <w:spacing w:val="-10"/>
-          <w:sz w:val="20"/>
-          <w:szCs w:val="20"/>
-        </w:rPr>
-      </w:pPr>
-      <w:r>
-        <w:rPr>
-          <w:rFonts w:ascii="SUIT" w:eastAsia="SUIT" w:hAnsi="SUIT"/>
-          <w:spacing w:val="-10"/>
-          <w:sz w:val="20"/>
-          <w:szCs w:val="20"/>
-        </w:rPr>
-        <w:t xml:space="preserve">위 내용을 충분히 이해하고 동의합니다. </w:t>
-      </w:r>
-    </w:p>
-    <w:p>
-      <w:pPr>
-        <w:rPr>
-          <w:rFonts w:ascii="SUIT" w:eastAsia="SUIT" w:hAnsi="SUIT"/>
-          <w:spacing w:val="-10"/>
           <w:sz w:val="2"/>
           <w:szCs w:val="2"/>
         </w:rPr>
       </w:pPr>
+      <w:r>
+        <w:rPr>
+          <w:rFonts w:ascii="SUIT" w:eastAsia="SUIT" w:hAnsi="SUIT"/>
+          <w:spacing w:val="-10"/>
+          <w:sz w:val="20"/>
+          <w:szCs w:val="20"/>
+        </w:rPr>
+        <w:t xml:space="preserve">위 내용을 충분히 이해하고 동의합니다. </w:t>
+      </w:r>
     </w:p>
     <w:p>
       <w:pPr>
@@ -1353,7 +1343,6 @@
         </w:rPr>
         <w:t>3</w:t>
       </w:r>
-      <w:proofErr w:type="gramStart"/>
       <w:r>
         <w:rPr>
           <w:rFonts w:ascii="SUIT" w:eastAsia="SUIT" w:hAnsi="SUIT"/>
@@ -1372,7 +1361,6 @@
         </w:rPr>
         <w:t>22</w:t>
       </w:r>
-      <w:proofErr w:type="gramEnd"/>
       <w:r>
         <w:rPr>
           <w:rFonts w:ascii="SUIT" w:eastAsia="SUIT" w:hAnsi="SUIT"/>
@@ -1382,22 +1370,11 @@
         </w:rPr>
         <w:t>일</w:t>
       </w:r>
-    </w:p>
-    <w:p>
-      <w:pPr>
-        <w:jc w:val="center"/>
-        <w:rPr>
-          <w:rFonts w:ascii="SUIT" w:eastAsia="SUIT" w:hAnsi="SUIT"/>
-          <w:spacing w:val="-10"/>
-          <w:sz w:val="2"/>
-          <w:szCs w:val="2"/>
-        </w:rPr>
-      </w:pPr>
     </w:p>
     <w:tbl>
       <w:tblPr>
-        <w:tblW w:w="4778" w:type="pct"/>
-        <w:tblInd w:w="160" w:type="dxa"/>
+        <w:tblW w:w="5000" w:type="pct"/>
+        <w:tblInd w:w="-5" w:type="dxa"/>
         <w:tblBorders>
           <w:top w:val="single" w:sz="4" w:space="0" w:color="CCCCCC"/>
           <w:left w:val="single" w:sz="4" w:space="0" w:color="CCCCCC"/>
@@ -1407,16 +1384,16 @@
           <w:insideV w:val="single" w:sz="4" w:space="0" w:color="CCCCCC"/>
         </w:tblBorders>
         <w:tblCellMar>
-          <w:top w:w="120" w:type="dxa"/>
-          <w:left w:w="369" w:type="dxa"/>
-          <w:bottom w:w="120" w:type="dxa"/>
-          <w:right w:w="160" w:type="dxa"/>
+          <w:top w:w="57" w:type="dxa"/>
+          <w:left w:w="57" w:type="dxa"/>
+          <w:bottom w:w="57" w:type="dxa"/>
+          <w:right w:w="57" w:type="dxa"/>
         </w:tblCellMar>
         <w:tblLook w:val="04A0" w:firstRow="1" w:lastRow="0" w:firstColumn="1" w:lastColumn="0" w:noHBand="0" w:noVBand="1"/>
       </w:tblPr>
       <w:tblGrid>
-        <w:gridCol w:w="4996"/>
-        <w:gridCol w:w="4996"/>
+        <w:gridCol w:w="5144"/>
+        <w:gridCol w:w="5312"/>
       </w:tblGrid>
       <w:tr>
         <w:trPr>
@@ -1424,12 +1401,14 @@
         </w:trPr>
         <w:tc>
           <w:tcPr>
-            <w:tcW w:w="2500" w:type="pct"/>
+            <w:tcW w:w="2460" w:type="pct"/>
           </w:tcPr>
           <w:p>
             <w:pPr>
+              <w:ind w:firstLineChars="100" w:firstLine="190"/>
               <w:rPr>
                 <w:rFonts w:ascii="SUIT" w:eastAsia="SUIT" w:hAnsi="SUIT"/>
+                <w:b/>
                 <w:spacing w:val="-10"/>
                 <w:sz w:val="20"/>
                 <w:szCs w:val="20"/>
@@ -1453,136 +1432,37 @@
                 <w:sz w:val="20"/>
                 <w:szCs w:val="20"/>
               </w:rPr>
-              <w:t>:</w:t>
-            </w:r>
-            <w:r>
-              <w:rPr>
-                <w:rFonts w:ascii="SUIT" w:eastAsia="SUIT" w:hAnsi="SUIT" w:hint="eastAsia"/>
-                <w:color w:val="777777"/>
-                <w:spacing w:val="-10"/>
-                <w:sz w:val="20"/>
-                <w:szCs w:val="20"/>
-              </w:rPr>
-              <w:t xml:space="preserve"> </w:t>
-            </w:r>
-            <w:r>
-              <w:rPr>
-                <w:rFonts w:ascii="SUIT" w:eastAsia="SUIT" w:hAnsi="SUIT" w:hint="eastAsia"/>
-                <w:color w:val="777777"/>
-                <w:spacing w:val="-10"/>
-                <w:sz w:val="20"/>
-                <w:szCs w:val="20"/>
-              </w:rPr>
-              <w:t xml:space="preserve"> </w:t>
-            </w:r>
-            <w:r>
+              <w:t>: 정 성 화</w:t>
+            </w:r>
+          </w:p>
+          <w:p>
+            <w:pPr>
+              <w:jc w:val="center"/>
               <w:rPr>
                 <w:rFonts w:ascii="SUIT" w:eastAsia="SUIT" w:hAnsi="SUIT"/>
-                <w:b/>
-                <w:spacing w:val="-10"/>
-                <w:sz w:val="20"/>
-                <w:szCs w:val="20"/>
-              </w:rPr>
-              <w:t>정</w:t>
-            </w:r>
-            <w:r>
-              <w:rPr>
-                <w:rFonts w:ascii="SUIT" w:eastAsia="SUIT" w:hAnsi="SUIT" w:hint="eastAsia"/>
-                <w:b/>
-                <w:spacing w:val="-10"/>
-                <w:sz w:val="20"/>
-                <w:szCs w:val="20"/>
-              </w:rPr>
-              <w:t xml:space="preserve"> </w:t>
-            </w:r>
+                <w:spacing w:val="-10"/>
+                <w:sz w:val="20"/>
+                <w:szCs w:val="20"/>
+              </w:rPr>
+            </w:pPr>
             <w:r>
               <w:rPr>
                 <w:rFonts w:ascii="SUIT" w:eastAsia="SUIT" w:hAnsi="SUIT"/>
-                <w:b/>
-                <w:spacing w:val="-10"/>
-                <w:sz w:val="20"/>
-                <w:szCs w:val="20"/>
-              </w:rPr>
-              <w:t>성</w:t>
-            </w:r>
-            <w:r>
-              <w:rPr>
-                <w:rFonts w:ascii="SUIT" w:eastAsia="SUIT" w:hAnsi="SUIT" w:hint="eastAsia"/>
-                <w:b/>
-                <w:spacing w:val="-10"/>
-                <w:sz w:val="20"/>
-                <w:szCs w:val="20"/>
-              </w:rPr>
-              <w:t xml:space="preserve"> </w:t>
-            </w:r>
-            <w:r>
-              <w:rPr>
-                <w:rFonts w:ascii="SUIT" w:eastAsia="SUIT" w:hAnsi="SUIT"/>
-                <w:b/>
-                <w:spacing w:val="-10"/>
-                <w:sz w:val="20"/>
-                <w:szCs w:val="20"/>
-              </w:rPr>
-              <w:t>화</w:t>
-            </w:r>
-            <w:r>
-              <w:rPr>
-                <w:rFonts w:ascii="SUIT" w:eastAsia="SUIT" w:hAnsi="SUIT" w:hint="eastAsia"/>
-                <w:color w:val="777777"/>
-                <w:spacing w:val="-10"/>
-                <w:sz w:val="20"/>
-                <w:szCs w:val="20"/>
-              </w:rPr>
-              <w:t xml:space="preserve"> </w:t>
-            </w:r>
-            <w:r>
-              <w:rPr>
-                <w:rFonts w:ascii="SUIT" w:eastAsia="SUIT" w:hAnsi="SUIT" w:hint="eastAsia"/>
-                <w:color w:val="777777"/>
-                <w:spacing w:val="-10"/>
-                <w:sz w:val="20"/>
-                <w:szCs w:val="20"/>
-              </w:rPr>
-              <w:t xml:space="preserve">                                </w:t>
-            </w:r>
-            <w:r>
-              <w:rPr>
-                <w:rFonts w:ascii="SUIT" w:eastAsia="SUIT" w:hAnsi="SUIT" w:hint="eastAsia"/>
-                <w:color w:val="777777"/>
-                <w:spacing w:val="-10"/>
-                <w:sz w:val="20"/>
-                <w:szCs w:val="20"/>
-              </w:rPr>
-              <w:t xml:space="preserve">                                             </w:t>
-            </w:r>
-            <w:r>
-              <w:rPr>
-                <w:rFonts w:ascii="SUIT" w:eastAsia="SUIT" w:hAnsi="SUIT" w:hint="eastAsia"/>
-                <w:color w:val="777777"/>
-                <w:spacing w:val="-10"/>
-                <w:sz w:val="20"/>
-                <w:szCs w:val="20"/>
-              </w:rPr>
-              <w:t xml:space="preserve"> </w:t>
-            </w:r>
-            <w:r>
-              <w:rPr>
-                <w:rFonts w:ascii="SUIT" w:eastAsia="SUIT" w:hAnsi="SUIT" w:hint="eastAsia"/>
-                <w:color w:val="777777"/>
-                <w:spacing w:val="-10"/>
-                <w:sz w:val="20"/>
-                <w:szCs w:val="20"/>
-              </w:rPr>
-              <w:t>(인)</w:t>
+                <w:spacing w:val="-10"/>
+                <w:sz w:val="16"/>
+                <w:szCs w:val="16"/>
+              </w:rPr>
+              <w:t>'Abby 코치 코칭 신청 설문'의 계약 동의 항목에 체크한 것을 서명으로 갈음합니다.</w:t>
             </w:r>
           </w:p>
         </w:tc>
         <w:tc>
           <w:tcPr>
-            <w:tcW w:w="2500" w:type="pct"/>
+            <w:tcW w:w="2540" w:type="pct"/>
           </w:tcPr>
           <w:p>
             <w:pPr>
+              <w:ind w:firstLineChars="100" w:firstLine="200"/>
               <w:rPr>
                 <w:rFonts w:ascii="SUIT" w:eastAsia="SUIT" w:hAnsi="SUIT"/>
                 <w:spacing w:val="-10"/>
@@ -1590,6 +1470,70 @@
                 <w:szCs w:val="20"/>
               </w:rPr>
             </w:pPr>
+            <w:r>
+              <w:rPr>
+                <w:rFonts w:ascii="SUIT" w:eastAsia="SUIT" w:hAnsi="SUIT"/>
+                <w:noProof/>
+                <w:spacing w:val="-10"/>
+                <w:sz w:val="20"/>
+                <w:szCs w:val="20"/>
+              </w:rPr>
+              <w:drawing>
+                <wp:anchor distT="0" distB="0" distL="114300" distR="114300" simplePos="0" relativeHeight="251659264" behindDoc="0" locked="0" layoutInCell="1" allowOverlap="1" wp14:anchorId="36758518" wp14:editId="557FC6EE">
+                  <wp:simplePos x="0" y="0"/>
+                  <wp:positionH relativeFrom="column">
+                    <wp:posOffset>2381250</wp:posOffset>
+                  </wp:positionH>
+                  <wp:positionV relativeFrom="paragraph">
+                    <wp:posOffset>62230</wp:posOffset>
+                  </wp:positionV>
+                  <wp:extent cx="425450" cy="259418"/>
+                  <wp:effectExtent l="0" t="0" r="0" b="7620"/>
+                  <wp:wrapNone/>
+                  <wp:docPr id="1632641544" name="그림 1"/>
+                  <wp:cNvGraphicFramePr>
+                    <a:graphicFrameLocks xmlns:a="http://schemas.openxmlformats.org/drawingml/2006/main" noChangeAspect="1"/>
+                  </wp:cNvGraphicFramePr>
+                  <a:graphic xmlns:a="http://schemas.openxmlformats.org/drawingml/2006/main">
+                    <a:graphicData uri="http://schemas.openxmlformats.org/drawingml/2006/picture">
+                      <pic:pic xmlns:pic="http://schemas.openxmlformats.org/drawingml/2006/picture">
+                        <pic:nvPicPr>
+                          <pic:cNvPr id="1632641544" name="그림 1632641544"/>
+                          <pic:cNvPicPr/>
+                        </pic:nvPicPr>
+                        <pic:blipFill>
+                          <a:blip r:embed="rId6" cstate="print">
+                            <a:extLst>
+                              <a:ext uri="{28A0092B-C50C-407E-A947-70E740481C1C}">
+                                <a14:useLocalDpi xmlns:a14="http://schemas.microsoft.com/office/drawing/2010/main" val="0"/>
+                              </a:ext>
+                            </a:extLst>
+                          </a:blip>
+                          <a:stretch>
+                            <a:fillRect/>
+                          </a:stretch>
+                        </pic:blipFill>
+                        <pic:spPr>
+                          <a:xfrm>
+                            <a:off x="0" y="0"/>
+                            <a:ext cx="425450" cy="259418"/>
+                          </a:xfrm>
+                          <a:prstGeom prst="rect">
+                            <a:avLst/>
+                          </a:prstGeom>
+                        </pic:spPr>
+                      </pic:pic>
+                    </a:graphicData>
+                  </a:graphic>
+                  <wp14:sizeRelH relativeFrom="margin">
+                    <wp14:pctWidth>0</wp14:pctWidth>
+                  </wp14:sizeRelH>
+                  <wp14:sizeRelV relativeFrom="margin">
+                    <wp14:pctHeight>0</wp14:pctHeight>
+                  </wp14:sizeRelV>
+                </wp:anchor>
+              </w:drawing>
+            </w:r>
             <w:r>
               <w:rPr>
                 <w:rFonts w:ascii="SUIT" w:eastAsia="SUIT" w:hAnsi="SUIT"/>
@@ -1648,32 +1592,23 @@
                 <w:sz w:val="20"/>
                 <w:szCs w:val="20"/>
               </w:rPr>
-              <w:t xml:space="preserve">                                 </w:t>
-            </w:r>
-            <w:r>
-              <w:rPr>
-                <w:rFonts w:ascii="SUIT" w:eastAsia="SUIT" w:hAnsi="SUIT" w:hint="eastAsia"/>
-                <w:color w:val="777777"/>
-                <w:spacing w:val="-10"/>
-                <w:sz w:val="20"/>
-                <w:szCs w:val="20"/>
-              </w:rPr>
-              <w:t xml:space="preserve">                                             </w:t>
-            </w:r>
-            <w:r>
-              <w:rPr>
-                <w:rFonts w:ascii="SUIT" w:eastAsia="SUIT" w:hAnsi="SUIT" w:hint="eastAsia"/>
-                <w:color w:val="777777"/>
-                <w:spacing w:val="-10"/>
-                <w:sz w:val="20"/>
-                <w:szCs w:val="20"/>
-              </w:rPr>
-              <w:t>(인)</w:t>
+              <w:t xml:space="preserve">                                                                            (인)  </w:t>
             </w:r>
           </w:p>
         </w:tc>
       </w:tr>
     </w:tbl>
+    <w:p>
+      <w:pPr>
+        <w:jc w:val="center"/>
+        <w:rPr>
+          <w:rFonts w:ascii="SUIT" w:eastAsia="SUIT" w:hAnsi="SUIT"/>
+          <w:spacing w:val="-10"/>
+          <w:sz w:val="2"/>
+          <w:szCs w:val="2"/>
+        </w:rPr>
+      </w:pPr>
+    </w:p>
     <w:p>
       <w:pPr>
         <w:rPr>
